--- a/startsbots.docx
+++ b/startsbots.docx
@@ -18,7 +18,13 @@
         <w:rPr>
           <w:lang w:val="en-US"/>
         </w:rPr>
-        <w:t>/var/www/ezh-dev.ru/chat_manager_aiogram3</w:t>
+        <w:t>/var/www/ezh-dev.ru/</w:t>
+      </w:r>
+      <w:r>
+        <w:rPr>
+          <w:lang w:val="en-US"/>
+        </w:rPr>
+        <w:t>ezh_helper</w:t>
       </w:r>
     </w:p>
     <w:p>
@@ -72,15 +78,14 @@
         <w:rPr>
           <w:lang w:val="en-US"/>
         </w:rPr>
-        <w:t>3534</w:t>
-      </w:r>
-    </w:p>
-    <w:p>
-      <w:pPr>
-        <w:rPr>
-          <w:lang w:val="en-US"/>
-        </w:rPr>
-      </w:pPr>
+        <w:t>21</w:t>
+      </w:r>
+      <w:r>
+        <w:rPr>
+          <w:lang w:val="en-US"/>
+        </w:rPr>
+        <w:t>31</w:t>
+      </w:r>
     </w:p>
     <w:p>
       <w:pPr>
@@ -170,37 +175,7 @@
         <w:rPr>
           <w:lang w:val="en-US"/>
         </w:rPr>
-        <w:t>chat</w:t>
-      </w:r>
-      <w:r>
-        <w:rPr>
-          <w:lang w:val="en-US"/>
-        </w:rPr>
-        <w:t>_</w:t>
-      </w:r>
-      <w:r>
-        <w:rPr>
-          <w:lang w:val="en-US"/>
-        </w:rPr>
-        <w:t>manager</w:t>
-      </w:r>
-      <w:r>
-        <w:rPr>
-          <w:lang w:val="en-US"/>
-        </w:rPr>
-        <w:t>_</w:t>
-      </w:r>
-      <w:r>
-        <w:rPr>
-          <w:lang w:val="en-US"/>
-        </w:rPr>
-        <w:t>aiogram</w:t>
-      </w:r>
-      <w:r>
-        <w:rPr>
-          <w:lang w:val="en-US"/>
-        </w:rPr>
-        <w:t>3</w:t>
+        <w:t>ezh_helper</w:t>
       </w:r>
     </w:p>
     <w:p>
@@ -277,19 +252,7 @@
         <w:rPr>
           <w:lang w:val="en-US"/>
         </w:rPr>
-        <w:t>1</w:t>
-      </w:r>
-      <w:r>
-        <w:rPr>
-          <w:lang w:val="en-US"/>
-        </w:rPr>
-        <w:t>2</w:t>
-      </w:r>
-      <w:r>
-        <w:rPr>
-          <w:lang w:val="en-US"/>
-        </w:rPr>
-        <w:t>57</w:t>
+        <w:t>1870</w:t>
       </w:r>
       <w:r>
         <w:rPr>
@@ -350,7 +313,13 @@
         <w:rPr>
           <w:lang w:val="en-US"/>
         </w:rPr>
-        <w:t>/var/www/ezh-dev.ru/chat_manager_aiogram3</w:t>
+        <w:t>/var/www/ezh-dev.ru/</w:t>
+      </w:r>
+      <w:r>
+        <w:rPr>
+          <w:lang w:val="en-US"/>
+        </w:rPr>
+        <w:t>ezh_helper</w:t>
       </w:r>
     </w:p>
     <w:p>
@@ -510,19 +479,7 @@
         <w:rPr>
           <w:lang w:val="en-US"/>
         </w:rPr>
-        <w:t>1</w:t>
-      </w:r>
-      <w:r>
-        <w:rPr>
-          <w:lang w:val="en-US"/>
-        </w:rPr>
-        <w:t>2</w:t>
-      </w:r>
-      <w:r>
-        <w:rPr>
-          <w:lang w:val="en-US"/>
-        </w:rPr>
-        <w:t>59</w:t>
+        <w:t>1871</w:t>
       </w:r>
     </w:p>
     <w:p>
@@ -607,37 +564,7 @@
         <w:rPr>
           <w:lang w:val="en-US"/>
         </w:rPr>
-        <w:t>chat</w:t>
-      </w:r>
-      <w:r>
-        <w:rPr>
-          <w:lang w:val="en-US"/>
-        </w:rPr>
-        <w:t>_</w:t>
-      </w:r>
-      <w:r>
-        <w:rPr>
-          <w:lang w:val="en-US"/>
-        </w:rPr>
-        <w:t>manager</w:t>
-      </w:r>
-      <w:r>
-        <w:rPr>
-          <w:lang w:val="en-US"/>
-        </w:rPr>
-        <w:t>_</w:t>
-      </w:r>
-      <w:r>
-        <w:rPr>
-          <w:lang w:val="en-US"/>
-        </w:rPr>
-        <w:t>aiogram</w:t>
-      </w:r>
-      <w:r>
-        <w:rPr>
-          <w:lang w:val="en-US"/>
-        </w:rPr>
-        <w:t>3</w:t>
+        <w:t>ezh_helper</w:t>
       </w:r>
     </w:p>
     <w:p>
@@ -737,207 +664,177 @@
         <w:rPr>
           <w:lang w:val="en-US"/>
         </w:rPr>
+        <w:t>cd ../</w:t>
+      </w:r>
+    </w:p>
+    <w:p>
+      <w:pPr>
+        <w:rPr>
+          <w:lang w:val="en-US"/>
+        </w:rPr>
+      </w:pPr>
+      <w:r>
+        <w:rPr>
+          <w:lang w:val="en-US"/>
+        </w:rPr>
+        <w:t>cd saver_bot/</w:t>
+      </w:r>
+      <w:r>
+        <w:rPr>
+          <w:lang w:val="en-US"/>
+        </w:rPr>
+        <w:t xml:space="preserve"> </w:t>
+      </w:r>
+    </w:p>
+    <w:p>
+      <w:pPr>
+        <w:rPr>
+          <w:lang w:val="en-US"/>
+        </w:rPr>
+      </w:pPr>
+      <w:r>
+        <w:rPr>
+          <w:lang w:val="en-US"/>
+        </w:rPr>
+        <w:t>source venv/bin/activate</w:t>
+      </w:r>
+    </w:p>
+    <w:p>
+      <w:pPr>
+        <w:rPr>
+          <w:lang w:val="en-US"/>
+        </w:rPr>
+      </w:pPr>
+      <w:r>
+        <w:rPr>
+          <w:lang w:val="en-US"/>
+        </w:rPr>
         <w:t xml:space="preserve">nohup  </w:t>
       </w:r>
       <w:r>
         <w:rPr>
           <w:lang w:val="en-US"/>
         </w:rPr>
-        <w:t>python3 new_chat_mem_dir/bot_fot_new_chat_member.py</w:t>
-      </w:r>
-      <w:r>
-        <w:rPr>
-          <w:lang w:val="en-US"/>
-        </w:rPr>
+        <w:t xml:space="preserve">python3 </w:t>
+      </w:r>
+      <w:r>
+        <w:rPr>
+          <w:lang w:val="en-US"/>
+        </w:rPr>
+        <w:t>main/main.py &amp;</w:t>
+      </w:r>
+    </w:p>
+    <w:p>
+      <w:pPr>
+        <w:rPr>
+          <w:lang w:val="en-US"/>
+        </w:rPr>
+      </w:pPr>
+      <w:r>
+        <w:rPr>
+          <w:lang w:val="en-US"/>
+        </w:rPr>
+        <w:t>cd ../</w:t>
+      </w:r>
+    </w:p>
+    <w:p>
+      <w:pPr>
+        <w:rPr>
+          <w:lang w:val="en-US"/>
+        </w:rPr>
+      </w:pPr>
+      <w:r>
+        <w:rPr>
+          <w:lang w:val="en-US"/>
+        </w:rPr>
+        <w:t>cd</w:t>
+      </w:r>
+      <w:r>
+        <w:rPr>
+          <w:lang w:val="en-US"/>
+        </w:rPr>
+        <w:t xml:space="preserve"> </w:t>
+      </w:r>
+      <w:r>
+        <w:rPr>
+          <w:lang w:val="en-US"/>
+        </w:rPr>
+        <w:t>ezh_helper</w:t>
+      </w:r>
+      <w:r>
+        <w:rPr>
+          <w:lang w:val="en-US"/>
+        </w:rPr>
+        <w:t>/</w:t>
+      </w:r>
+    </w:p>
+    <w:p>
+      <w:pPr>
+        <w:rPr>
+          <w:lang w:val="en-US"/>
+        </w:rPr>
+      </w:pPr>
+      <w:r>
+        <w:rPr>
+          <w:lang w:val="en-US"/>
+        </w:rPr>
+        <w:t>source venv/bin/activate</w:t>
+      </w:r>
+    </w:p>
+    <w:p>
+      <w:r>
+        <w:rPr>
+          <w:lang w:val="en-US"/>
+        </w:rPr>
+        <w:t>nohup</w:t>
+      </w:r>
+      <w:r>
+        <w:t xml:space="preserve"> </w:t>
+      </w:r>
+      <w:r>
+        <w:rPr>
+          <w:lang w:val="en-US"/>
+        </w:rPr>
+        <w:t>python</w:t>
+      </w:r>
+      <w:r>
+        <w:t xml:space="preserve">3 </w:t>
+      </w:r>
+      <w:r>
+        <w:rPr>
+          <w:lang w:val="en-US"/>
+        </w:rPr>
+        <w:t>api</w:t>
+      </w:r>
+      <w:r>
+        <w:t>.</w:t>
+      </w:r>
+      <w:r>
+        <w:rPr>
+          <w:lang w:val="en-US"/>
+        </w:rPr>
+        <w:t>py</w:t>
+      </w:r>
+      <w:r>
         <w:t xml:space="preserve"> &amp;</w:t>
       </w:r>
     </w:p>
     <w:p>
-      <w:pPr>
-        <w:rPr>
-          <w:lang w:val="en-US"/>
-        </w:rPr>
-      </w:pPr>
-      <w:r>
-        <w:rPr>
-          <w:lang w:val="en-US"/>
-        </w:rPr>
-        <w:t>cd ../</w:t>
-      </w:r>
-    </w:p>
-    <w:p>
-      <w:pPr>
-        <w:rPr>
-          <w:lang w:val="en-US"/>
-        </w:rPr>
-      </w:pPr>
-      <w:r>
-        <w:rPr>
-          <w:lang w:val="en-US"/>
-        </w:rPr>
-        <w:t>cd saver_bot/</w:t>
-      </w:r>
-      <w:r>
-        <w:rPr>
-          <w:lang w:val="en-US"/>
-        </w:rPr>
-        <w:t xml:space="preserve"> </w:t>
-      </w:r>
-    </w:p>
-    <w:p>
-      <w:pPr>
-        <w:rPr>
-          <w:lang w:val="en-US"/>
-        </w:rPr>
-      </w:pPr>
-      <w:r>
-        <w:rPr>
-          <w:lang w:val="en-US"/>
-        </w:rPr>
-        <w:t>source venv/bin/activate</w:t>
-      </w:r>
-    </w:p>
-    <w:p>
-      <w:pPr>
-        <w:rPr>
-          <w:lang w:val="en-US"/>
-        </w:rPr>
-      </w:pPr>
-      <w:r>
-        <w:rPr>
-          <w:lang w:val="en-US"/>
-        </w:rPr>
-        <w:t xml:space="preserve">nohup  </w:t>
-      </w:r>
-      <w:r>
-        <w:rPr>
-          <w:lang w:val="en-US"/>
-        </w:rPr>
-        <w:t xml:space="preserve">python3 </w:t>
-      </w:r>
-      <w:r>
-        <w:rPr>
-          <w:lang w:val="en-US"/>
-        </w:rPr>
-        <w:t>main/main.py &amp;</w:t>
-      </w:r>
-    </w:p>
-    <w:p>
-      <w:pPr>
-        <w:rPr>
-          <w:lang w:val="en-US"/>
-        </w:rPr>
-      </w:pPr>
-      <w:r>
-        <w:rPr>
-          <w:lang w:val="en-US"/>
-        </w:rPr>
-        <w:t>cd ../</w:t>
-      </w:r>
-    </w:p>
-    <w:p>
-      <w:pPr>
-        <w:rPr>
-          <w:lang w:val="en-US"/>
-        </w:rPr>
-      </w:pPr>
-      <w:r>
-        <w:rPr>
-          <w:lang w:val="en-US"/>
-        </w:rPr>
-        <w:t>cd</w:t>
-      </w:r>
-      <w:r>
-        <w:rPr>
-          <w:lang w:val="en-US"/>
-        </w:rPr>
-        <w:t xml:space="preserve"> </w:t>
-      </w:r>
-      <w:r>
-        <w:rPr>
-          <w:lang w:val="en-US"/>
-        </w:rPr>
-        <w:t>chat</w:t>
-      </w:r>
-      <w:r>
-        <w:rPr>
-          <w:lang w:val="en-US"/>
-        </w:rPr>
-        <w:t>_</w:t>
-      </w:r>
-      <w:r>
-        <w:rPr>
-          <w:lang w:val="en-US"/>
-        </w:rPr>
-        <w:t>manager</w:t>
-      </w:r>
-      <w:r>
-        <w:rPr>
-          <w:lang w:val="en-US"/>
-        </w:rPr>
-        <w:t>_</w:t>
-      </w:r>
-      <w:r>
-        <w:rPr>
-          <w:lang w:val="en-US"/>
-        </w:rPr>
-        <w:t>aiogram</w:t>
-      </w:r>
-      <w:r>
-        <w:rPr>
-          <w:lang w:val="en-US"/>
-        </w:rPr>
-        <w:t>3</w:t>
-      </w:r>
-      <w:r>
-        <w:rPr>
-          <w:lang w:val="en-US"/>
-        </w:rPr>
-        <w:t>/</w:t>
-      </w:r>
-    </w:p>
-    <w:p>
-      <w:pPr>
-        <w:rPr>
-          <w:lang w:val="en-US"/>
-        </w:rPr>
-      </w:pPr>
-      <w:r>
-        <w:rPr>
-          <w:lang w:val="en-US"/>
-        </w:rPr>
-        <w:t>source venv/bin/activate</w:t>
-      </w:r>
-    </w:p>
-    <w:p>
-      <w:pPr>
-        <w:rPr>
-          <w:lang w:val="en-US"/>
-        </w:rPr>
-      </w:pPr>
-      <w:r>
-        <w:rPr>
-          <w:lang w:val="en-US"/>
-        </w:rPr>
-        <w:t>nohup python3 api.py &amp;</w:t>
+      <w:r>
+        <w:t>На этой странице добавь поля для ввода</w:t>
+      </w:r>
+    </w:p>
+    <w:p>
+      <w:r>
+        <w:t>Имя</w:t>
+      </w:r>
+      <w:r>
+        <w:t xml:space="preserve">: </w:t>
       </w:r>
     </w:p>
     <w:p>
       <w:r>
         <w:lastRenderedPageBreak/>
-        <w:t>На этой странице добавь поля для ввода</w:t>
-      </w:r>
-    </w:p>
-    <w:p>
-      <w:r>
-        <w:t>Имя</w:t>
-      </w:r>
-      <w:r>
-        <w:t xml:space="preserve">: </w:t>
-      </w:r>
-    </w:p>
-    <w:p>
-      <w:r>
         <w:t>Возраст</w:t>
       </w:r>
       <w:r>
@@ -1399,7 +1296,7 @@
   <w:style w:type="paragraph" w:default="1" w:styleId="a">
     <w:name w:val="Normal"/>
     <w:qFormat/>
-    <w:rsid w:val="00B57708"/>
+    <w:rsid w:val="00926B67"/>
   </w:style>
   <w:style w:type="paragraph" w:styleId="1">
     <w:name w:val="heading 1"/>
